--- a/AI_evidence.docx
+++ b/AI_evidence.docx
@@ -571,17 +571,64 @@
       </w:r>
       <w:proofErr w:type="gramEnd"/>
       <w:r>
-        <w:t xml:space="preserve"> to be taken to prevent Claude being too critique about the current plan and making substantial changes which will go through unnecessary back and forth cycle of reviews delaying the first version of the product.</w:t>
-      </w:r>
-    </w:p>
-    <w:p>
-      <w:pPr>
-        <w:jc w:val="center"/>
-      </w:pPr>
+        <w:t xml:space="preserve"> to be taken to prevent Claude being too critique about the current plan and making substantial changes which will go through unnecessary back and forth cycle of reviews delaying the first version of the product</w:t>
+      </w:r>
+      <w:r>
+        <w:t xml:space="preserve"> (</w:t>
+      </w:r>
+      <w:proofErr w:type="spellStart"/>
+      <w:r>
+        <w:t>img</w:t>
+      </w:r>
+      <w:proofErr w:type="spellEnd"/>
+      <w:r>
+        <w:t>: validate1)</w:t>
+      </w:r>
+      <w:r>
+        <w:t>.</w:t>
+      </w:r>
+    </w:p>
+    <w:p>
+      <w:pPr>
+        <w:pStyle w:val="ListParagraph"/>
+        <w:numPr>
+          <w:ilvl w:val="0"/>
+          <w:numId w:val="1"/>
+        </w:numPr>
+      </w:pPr>
+      <w:r>
+        <w:t xml:space="preserve">Used Claude to refine the repo after testing the workflow locally in the development PC as well as in another PC, which verified the </w:t>
+      </w:r>
+      <w:proofErr w:type="gramStart"/>
+      <w:r>
+        <w:t>end to end</w:t>
+      </w:r>
+      <w:proofErr w:type="gramEnd"/>
+      <w:r>
+        <w:t xml:space="preserve"> run with repair run and failure logs. Clause was able to close some minor gaps and make the pipeline more robust (</w:t>
+      </w:r>
+      <w:proofErr w:type="spellStart"/>
+      <w:r>
+        <w:t>img</w:t>
+      </w:r>
+      <w:proofErr w:type="spellEnd"/>
+      <w:r>
+        <w:t>: validate2)</w:t>
+      </w:r>
+    </w:p>
+    <w:p>
+      <w:r>
+        <w:br w:type="page"/>
+      </w:r>
+    </w:p>
+    <w:p>
       <w:r>
         <w:lastRenderedPageBreak/>
+        <w:t>Validate 1</w:t>
+      </w:r>
+      <w:r>
         <w:drawing>
-          <wp:inline distT="0" distB="0" distL="0" distR="0" wp14:anchorId="31BD17EB" wp14:editId="3E4B5608">
+          <wp:inline distT="0" distB="0" distL="0" distR="0" wp14:anchorId="31BD17EB" wp14:editId="4FD97523">
             <wp:extent cx="5867702" cy="7855354"/>
             <wp:effectExtent l="0" t="0" r="0" b="0"/>
             <wp:docPr id="2120859973" name="Picture 1"/>
@@ -605,6 +652,51 @@
                     <a:xfrm>
                       <a:off x="0" y="0"/>
                       <a:ext cx="5867702" cy="7855354"/>
+                    </a:xfrm>
+                    <a:prstGeom prst="rect">
+                      <a:avLst/>
+                    </a:prstGeom>
+                  </pic:spPr>
+                </pic:pic>
+              </a:graphicData>
+            </a:graphic>
+          </wp:inline>
+        </w:drawing>
+      </w:r>
+    </w:p>
+    <w:p>
+      <w:r>
+        <w:lastRenderedPageBreak/>
+        <w:t>Validate 2</w:t>
+      </w:r>
+    </w:p>
+    <w:p>
+      <w:r>
+        <w:drawing>
+          <wp:inline distT="0" distB="0" distL="0" distR="0" wp14:anchorId="24C545F2" wp14:editId="3F19113B">
+            <wp:extent cx="5531134" cy="5073911"/>
+            <wp:effectExtent l="0" t="0" r="0" b="0"/>
+            <wp:docPr id="396340190" name="Picture 1"/>
+            <wp:cNvGraphicFramePr>
+              <a:graphicFrameLocks xmlns:a="http://schemas.openxmlformats.org/drawingml/2006/main" noChangeAspect="1"/>
+            </wp:cNvGraphicFramePr>
+            <a:graphic xmlns:a="http://schemas.openxmlformats.org/drawingml/2006/main">
+              <a:graphicData uri="http://schemas.openxmlformats.org/drawingml/2006/picture">
+                <pic:pic xmlns:pic="http://schemas.openxmlformats.org/drawingml/2006/picture">
+                  <pic:nvPicPr>
+                    <pic:cNvPr id="396340190" name=""/>
+                    <pic:cNvPicPr/>
+                  </pic:nvPicPr>
+                  <pic:blipFill>
+                    <a:blip r:embed="rId14"/>
+                    <a:stretch>
+                      <a:fillRect/>
+                    </a:stretch>
+                  </pic:blipFill>
+                  <pic:spPr>
+                    <a:xfrm>
+                      <a:off x="0" y="0"/>
+                      <a:ext cx="5531134" cy="5073911"/>
                     </a:xfrm>
                     <a:prstGeom prst="rect">
                       <a:avLst/>
